--- a/downloads/handouts/Unit 06/Handout 06.12 - Menu Option Cards and Constraint Card.docx
+++ b/downloads/handouts/Unit 06/Handout 06.12 - Menu Option Cards and Constraint Card.docx
@@ -6520,7 +6520,7 @@
     <w:sectPr>
       <w:headerReference w:type="default" r:id="rId9"/>
       <w:pgSz w:w="12240" w:h="15840"/>
-      <w:pgMar w:top="1440" w:bottom="1440" w:left="1440" w:right="1440" w:header="504"/>
+      <w:pgMar w:top="1296" w:bottom="1296" w:left="1296" w:right="1296" w:header="504"/>
     </w:sectPr>
   </w:body>
 </w:document>

--- a/downloads/handouts/Unit 06/Handout 06.12 - Menu Option Cards and Constraint Card.docx
+++ b/downloads/handouts/Unit 06/Handout 06.12 - Menu Option Cards and Constraint Card.docx
@@ -6,9 +6,9 @@
       <w:pPr>
         <w:pStyle w:val="Heading1"/>
       </w:pPr>
-      <w:bookmarkStart w:id="20" w:name="Xc7ffc4f9a282f9951d307bf21a763b3651b6a68"/>
-      <w:r>
-        <w:t xml:space="preserve">Handout 06.12: Menu Option Cards and Constraint Card</w:t>
+      <w:bookmarkStart w:id="20" w:name="X29fa61f21c744213e749aaa3a4474ab4f1380fe"/>
+      <w:r>
+        <w:t xml:space="preserve">Handout 6.12: Menu Option Cards and Constraint Card</w:t>
       </w:r>
       <w:bookmarkEnd w:id="20"/>
     </w:p>

--- a/downloads/handouts/Unit 06/Handout 06.12 - Menu Option Cards and Constraint Card.docx
+++ b/downloads/handouts/Unit 06/Handout 06.12 - Menu Option Cards and Constraint Card.docx
@@ -48,7 +48,7 @@
         <w:pStyle w:val="FirstParagraph"/>
       </w:pPr>
       <w:r>
-        <w:t xml:space="preserve">Post this at your station. Every one of these is a rule, not a suggestion. Fill in the right column as your teacher names each one.</w:t>
+        <w:t xml:space="preserve">Post this at your station. Every one of these is a rule, not a suggestion. (A constraint is a rule your plan cannot break.) Fill in the right column as your teacher names each one.</w:t>
       </w:r>
     </w:p>
     <w:tbl>
@@ -972,7 +972,7 @@
         <w:t xml:space="preserve"> </w:t>
       </w:r>
       <w:r>
-        <w:t xml:space="preserve">the water. Nothing else can happen until it boils, and a full pot takes a while. This is a medium dish because the timing is tight, not because the steps are hard.</w:t>
+        <w:t xml:space="preserve">the water. Nothing else can happen until it boils, and a full pot takes a while. This is a medium dish because the timing is tight. The steps are not hard.</w:t>
       </w:r>
     </w:p>
     <w:p>
@@ -1637,7 +1637,7 @@
         <w:t xml:space="preserve"> </w:t>
       </w:r>
       <w:r>
-        <w:t xml:space="preserve">this option is over budget as written. If your station picks it, you owe the teacher a fix in Lesson 6.13. The pepperoni is the biggest line. Also: the oven takes about 8 minutes to reach 400. That is your critical path.</w:t>
+        <w:t xml:space="preserve">this option is over budget as written. If your station picks it, you owe the teacher a fix in Lesson 6.13. The pepperoni is the biggest line. Also: the oven takes about 8 minutes to reach 400. That is your critical path (the step everything else waits on).</w:t>
       </w:r>
     </w:p>
     <w:p>
@@ -2278,7 +2278,7 @@
         <w:t xml:space="preserve"> </w:t>
       </w:r>
       <w:r>
-        <w:t xml:space="preserve">beans scorch on the bottom if nobody stirs. Give that job to one person for the whole cook block.</w:t>
+        <w:t xml:space="preserve">beans burn on the bottom if nobody stirs. Give that job to one person for the whole cook block.</w:t>
       </w:r>
       <w:r>
         <w:t xml:space="preserve"> </w:t>
@@ -2293,7 +2293,7 @@
         <w:t xml:space="preserve"> </w:t>
       </w:r>
       <w:r>
-        <w:t xml:space="preserve">instant rice is $4.79 for 28 oz. Adding it puts you at $24.21, which is over. If you want rice, find the money somewhere else.</w:t>
+        <w:t xml:space="preserve">instant rice is $4.79 for 28 oz. Adding it puts you at $24.21, which is over budget. If you want rice, find the money somewhere else.</w:t>
       </w:r>
     </w:p>
     <w:p>
@@ -2903,7 +2903,7 @@
         <w:pStyle w:val="Compact"/>
       </w:pPr>
       <w:r>
-        <w:t xml:space="preserve">Two large sheets of foil. One loaf on each. (Third loaf on a third sheet.)</w:t>
+        <w:t xml:space="preserve">Three large sheets of foil. One loaf on each.</w:t>
       </w:r>
     </w:p>
     <w:p>
@@ -2992,7 +2992,7 @@
         <w:t xml:space="preserve"> </w:t>
       </w:r>
       <w:r>
-        <w:t xml:space="preserve">once your bread is in the oven you have about 8 free minutes. Go help Stations 1 and 2: stir their pots, set out plates and forks, get napkins ready, wipe counters. Your flowchart has to name which block that is. Come back when your timer goes off.</w:t>
+        <w:t xml:space="preserve">once your bread is in the oven, you have about 8 free minutes. Go help Stations 1 and 2: stir their pots, set out plates and forks, get napkins ready, wipe counters. Your flowchart has to name which block that is. Come back when your timer goes off.</w:t>
       </w:r>
     </w:p>
     <w:p>
@@ -3644,7 +3644,7 @@
         <w:pStyle w:val="FirstParagraph"/>
       </w:pPr>
       <w:r>
-        <w:t xml:space="preserve">Fill this in as you rotate. 90 seconds per card.</w:t>
+        <w:t xml:space="preserve">Fill this in as you walk from card to card. You get 90 seconds per card.</w:t>
       </w:r>
     </w:p>
     <w:tbl>
@@ -4116,9 +4116,9 @@
       <w:pPr>
         <w:pStyle w:val="Heading2"/>
       </w:pPr>
-      <w:bookmarkStart w:id="32" w:name="X223fbe27c127bc7156e19910ba2da4c0f195a4a"/>
-      <w:r>
-        <w:t xml:space="preserve">Our justification (three sentences, one per constraint)</w:t>
+      <w:bookmarkStart w:id="32" w:name="X7c148f5a16371f50079695f08792f7bd513c320"/>
+      <w:r>
+        <w:t xml:space="preserve">Our justification (four sentences: why we picked it, then one for each of three constraints)</w:t>
       </w:r>
       <w:bookmarkEnd w:id="32"/>
     </w:p>
@@ -4303,7 +4303,7 @@
               <w:jc w:val="left"/>
             </w:pPr>
             <w:r>
-              <w:t xml:space="preserve">The choice sheet and the justification. Can say why this dish in three sentences</w:t>
+              <w:t xml:space="preserve">The choice sheet and the justification. Can say why this dish in four sentences</w:t>
             </w:r>
           </w:p>
         </w:tc>
@@ -4464,9 +4464,9 @@
       <w:pPr>
         <w:pStyle w:val="Heading1"/>
       </w:pPr>
-      <w:bookmarkStart w:id="35" w:name="X294a71739c1250c2cc0fdba911e5f0c3f829b4d"/>
-      <w:r>
-        <w:t xml:space="preserve">Page 6. The No-Kitchen Options (use these instead of A and B if the room has no stove or oven)</w:t>
+      <w:bookmarkStart w:id="35" w:name="Xccdede318fcb476bdaa74c415aa45a87b22cc87"/>
+      <w:r>
+        <w:t xml:space="preserve">Page 6. The No-Kitchen Options (use these instead of A to D if the room has no stove or oven; E works anywhere)</w:t>
       </w:r>
       <w:bookmarkEnd w:id="35"/>
     </w:p>
@@ -4948,7 +4948,7 @@
         <w:t xml:space="preserve"> </w:t>
       </w:r>
       <w:r>
-        <w:t xml:space="preserve">Fix: drop to 1 lb of deli meat ($5.99) and add one 8 oz bag of shredded cheese ($1.99) for a total of</w:t>
+        <w:t xml:space="preserve">Fix: drop to 1 lb of deli meat ($5.99) and add one 8 oz bag of shredded cheese ($1.99). The new total is</w:t>
       </w:r>
       <w:r>
         <w:t xml:space="preserve"> </w:t>
@@ -5429,6 +5429,23 @@
     </w:p>
     <w:p>
       <w:pPr>
+        <w:pStyle w:val="BodyText"/>
+      </w:pPr>
+      <w:r>
+        <w:rPr>
+          <w:b/>
+        </w:rPr>
+        <w:t xml:space="preserve">Yield note:</w:t>
+      </w:r>
+      <w:r>
+        <w:t xml:space="preserve"> </w:t>
+      </w:r>
+      <w:r>
+        <w:t xml:space="preserve">2 packs is 24 cheese sticks, and you need 28 portions plus 2 spares. A third pack ($3.99) puts you over the $20 cap. So cut each stick in half with a butter knife. That makes 48 halves, which covers 30, and the price stays at $17.94.</w:t>
+      </w:r>
+    </w:p>
+    <w:p>
+      <w:pPr>
         <w:pStyle w:val="Heading2"/>
       </w:pPr>
       <w:bookmarkStart w:id="38" w:name="option-n3-overnight-oats-cups"/>
@@ -5960,7 +5977,7 @@
         <w:pStyle w:val="BodyText"/>
       </w:pPr>
       <w:r>
-        <w:t xml:space="preserve">This one needs a refrigerator overnight, which makes it the best hold-time lesson in the set. Per person: $0.63.</w:t>
+        <w:t xml:space="preserve">This one needs a refrigerator overnight. That makes it the best hold-time (how long food can sit safely) lesson in the set. Per person: $0.63.</w:t>
       </w:r>
     </w:p>
     <w:p>
@@ -6520,7 +6537,7 @@
     <w:sectPr>
       <w:headerReference w:type="default" r:id="rId9"/>
       <w:pgSz w:w="12240" w:h="15840"/>
-      <w:pgMar w:top="1296" w:bottom="1296" w:left="1296" w:right="1296" w:header="504"/>
+      <w:pgMar w:top="1008" w:bottom="1008" w:left="1008" w:right="1008" w:header="504"/>
     </w:sectPr>
   </w:body>
 </w:document>
